--- a/wwwroot/configsheets/Informationen/WichtigeInformationen.docx
+++ b/wwwroot/configsheets/Informationen/WichtigeInformationen.docx
@@ -9,23 +9,18 @@
     </w:p>
     <w:p>
       <w:r>
-        <w:t xml:space="preserve">Für den Event </w:t>
+        <w:t xml:space="preserve">Mädchenfussball am </w:t>
       </w:r>
-      <w:proofErr w:type="spellStart"/>
       <w:r>
-        <w:t>Seilpark</w:t>
+        <w:t>Montag 21.09.2026</w:t>
       </w:r>
-      <w:proofErr w:type="spellEnd"/>
       <w:r>
-        <w:t xml:space="preserve"> </w:t>
+        <w:t xml:space="preserve"> findet nicht statt!</w:t>
       </w:r>
-      <w:proofErr w:type="spellStart"/>
+    </w:p>
+    <w:p>
       <w:r>
-        <w:t>Balmberg</w:t>
-      </w:r>
-      <w:proofErr w:type="spellEnd"/>
-      <w:r>
-        <w:t xml:space="preserve"> wird eine Alternative gesucht. Infos folgen.</w:t>
+        <w:t>Für den Event Seilpark Balmberg wird eine Alternative gesucht. Infos folgen.</w:t>
       </w:r>
     </w:p>
     <w:sectPr>
@@ -466,7 +461,6 @@
     <w:next w:val="Standard"/>
     <w:link w:val="berschrift2Zchn"/>
     <w:uiPriority w:val="9"/>
-    <w:semiHidden/>
     <w:unhideWhenUsed/>
     <w:qFormat/>
     <w:rsid w:val="0046585E"/>
@@ -641,7 +635,6 @@
   <w:style w:type="character" w:default="1" w:styleId="Absatz-Standardschriftart">
     <w:name w:val="Default Paragraph Font"/>
     <w:uiPriority w:val="1"/>
-    <w:semiHidden/>
     <w:unhideWhenUsed/>
   </w:style>
   <w:style w:type="table" w:default="1" w:styleId="NormaleTabelle">
@@ -683,7 +676,6 @@
     <w:basedOn w:val="Absatz-Standardschriftart"/>
     <w:link w:val="berschrift2"/>
     <w:uiPriority w:val="9"/>
-    <w:semiHidden/>
     <w:rsid w:val="0046585E"/>
     <w:rPr>
       <w:rFonts w:asciiTheme="majorHAnsi" w:eastAsiaTheme="majorEastAsia" w:hAnsiTheme="majorHAnsi" w:cstheme="majorBidi"/>
